--- a/courts/national/judicial-panel-on-multidistrict-litigation/motion-brief/usage/OUTPUT-motion-brief.docx
+++ b/courts/national/judicial-panel-on-multidistrict-litigation/motion-brief/usage/OUTPUT-motion-brief.docx
@@ -1326,7 +1326,7 @@
         <w:tab/>
       </w:r>
       <w:r>
-        <w:t xml:space="preserve">5</w:t>
+        <w:t xml:space="preserve">6</w:t>
       </w:r>
     </w:p>
     <w:p>
@@ -2809,6 +2809,72 @@
 </w:footnotes>
 </file>
 
+<file path=word/ftr-add.xml><?xml version="1.0" encoding="utf-8"?>
+<w:ftr xmlns:w="http://schemas.openxmlformats.org/wordprocessingml/2006/main" xmlns:r="http://schemas.openxmlformats.org/officeDocument/2006/relationships">
+  <w:p>
+    <w:pPr>
+      <w:spacing w:before="0" w:after="0"/>
+      <w:jc w:val="center"/>
+    </w:pPr>
+    <w:r>
+      <w:t>Add-</w:t>
+    </w:r>
+    <w:r>
+      <w:fldChar w:fldCharType="begin"/>
+    </w:r>
+    <w:r>
+      <w:instrText xml:space="preserve"> PAGE </w:instrText>
+    </w:r>
+    <w:r>
+      <w:fldChar w:fldCharType="separate"/>
+    </w:r>
+    <w:r>
+      <w:t>1</w:t>
+    </w:r>
+    <w:r>
+      <w:fldChar w:fldCharType="end"/>
+    </w:r>
+  </w:p>
+</w:ftr>
+</file>
+
+<file path=word/ftr-none.xml><?xml version="1.0" encoding="utf-8"?>
+<w:ftr xmlns:w="http://schemas.openxmlformats.org/wordprocessingml/2006/main" xmlns:r="http://schemas.openxmlformats.org/officeDocument/2006/relationships">
+  <w:p>
+    <w:pPr>
+      <w:spacing w:before="0" w:after="0"/>
+      <w:jc w:val="center"/>
+    </w:pPr>
+  </w:p>
+</w:ftr>
+</file>
+
+<file path=word/ftr-page.xml><?xml version="1.0" encoding="utf-8"?>
+<w:ftr xmlns:w="http://schemas.openxmlformats.org/wordprocessingml/2006/main" xmlns:r="http://schemas.openxmlformats.org/officeDocument/2006/relationships">
+  <w:p>
+    <w:pPr>
+      <w:spacing w:before="0" w:after="0"/>
+      <w:jc w:val="center"/>
+    </w:pPr>
+    <w:r>
+      <w:fldChar w:fldCharType="begin"/>
+    </w:r>
+    <w:r>
+      <w:instrText xml:space="preserve"> PAGE </w:instrText>
+    </w:r>
+    <w:r>
+      <w:fldChar w:fldCharType="separate"/>
+    </w:r>
+    <w:r>
+      <w:t>1</w:t>
+    </w:r>
+    <w:r>
+      <w:fldChar w:fldCharType="end"/>
+    </w:r>
+  </w:p>
+</w:ftr>
+</file>
+
 <file path=word/numbering.xml><?xml version="1.0" encoding="utf-8"?>
 <w:numbering xmlns:w="http://schemas.openxmlformats.org/wordprocessingml/2006/main">
   <w:abstractNum w:abstractNumId="990">
@@ -3013,7 +3079,7 @@
   <w:docDefaults>
     <w:rPrDefault>
       <w:rPr>
-        <w:rFonts w:ascii="EB Garamond" w:hAnsi="EB Garamond" w:eastAsia="EB Garamond" w:cs="EB Garamond"/>
+        <w:rFonts w:ascii="Times New Roman" w:hAnsi="Times New Roman" w:eastAsia="Times New Roman" w:cs="Times New Roman"/>
         <w:sz w:val="24"/>
         <w:szCs w:val="24"/>
         <w:lang w:val="en-US" w:eastAsia="en-US" w:bidi="ar-SA"/>
@@ -3026,6 +3092,44 @@
     </w:pPrDefault>
   </w:docDefaults>
   <w:latentStyles w:defLockedState="0" w:defUIPriority="0" w:defSemiHidden="0" w:defUnhideWhenUsed="0" w:defQFormat="0" w:count="276"/>
+  <w:style w:type="paragraph" w:default="1" w:styleId="Normal">
+    <w:name w:val="Normal"/>
+    <w:qFormat/>
+    <w:pPr>
+      <w:widowControl/>
+      <w:spacing w:before="0" w:after="0" w:line="240" w:lineRule="auto"/>
+      <w:ind w:firstLine="0"/>
+      <w:jc w:val="left"/>
+    </w:pPr>
+  </w:style>
+  <w:style w:type="paragraph" w:styleId="BodyText">
+    <w:name w:val="Body Text"/>
+    <w:basedOn w:val="Normal"/>
+    <w:qFormat/>
+    <w:pPr>
+      <w:spacing w:before="0" w:after="0" w:line="480" w:lineRule="exact"/>
+      <w:ind w:firstLine="720"/>
+    </w:pPr>
+  </w:style>
+  <w:style w:type="paragraph" w:styleId="FirstParagraph">
+    <w:name w:val="First Paragraph"/>
+    <w:basedOn w:val="BodyText"/>
+    <w:next w:val="BodyText"/>
+    <w:qFormat/>
+    <w:pPr>
+      <w:spacing w:before="0" w:after="0" w:line="480" w:lineRule="exact"/>
+      <w:ind w:firstLine="720"/>
+    </w:pPr>
+  </w:style>
+  <w:style w:type="paragraph" w:styleId="Compact">
+    <w:name w:val="Compact"/>
+    <w:basedOn w:val="BodyText"/>
+    <w:qFormat/>
+    <w:pPr>
+      <w:spacing w:before="0" w:after="0" w:line="480" w:lineRule="exact"/>
+      <w:ind w:firstLine="0"/>
+    </w:pPr>
+  </w:style>
   <w:style w:type="paragraph" w:styleId="Title">
     <w:name w:val="Title"/>
     <w:basedOn w:val="Normal"/>
@@ -3488,6 +3592,18 @@
       <w:spacing w:before="100" w:after="100"/>
       <w:ind w:firstLine="0" w:left="480" w:right="480"/>
     </w:pPr>
+  </w:style>
+  <w:style w:type="paragraph" w:styleId="FootnoteText">
+    <w:name w:val="footnote text"/>
+    <w:basedOn w:val="Normal"/>
+    <w:pPr>
+      <w:spacing w:before="0" w:after="80" w:line="240" w:lineRule="auto"/>
+      <w:ind w:firstLine="0"/>
+    </w:pPr>
+    <w:rPr>
+      <w:sz w:val="24"/>
+      <w:szCs w:val="24"/>
+    </w:rPr>
   </w:style>
   <w:style w:type="paragraph" w:styleId="FootnoteBlockText">
     <w:name w:val="Footnote Block Text"/>
@@ -3625,56 +3741,6 @@
       <w:b w:val="0"/>
       <w:bCs w:val="0"/>
       <w:color w:val="365F91" w:themeColor="accent1" w:themeShade="BF"/>
-    </w:rPr>
-  </w:style>
-  <w:style w:type="paragraph" w:default="1" w:styleId="Normal">
-    <w:name w:val="Normal"/>
-    <w:qFormat/>
-    <w:pPr>
-      <w:widowControl/>
-      <w:spacing w:before="0" w:after="0" w:line="240" w:lineRule="auto"/>
-      <w:ind w:firstLine="0"/>
-      <w:jc w:val="left"/>
-    </w:pPr>
-  </w:style>
-  <w:style w:type="paragraph" w:styleId="BodyText">
-    <w:name w:val="Body Text"/>
-    <w:basedOn w:val="Normal"/>
-    <w:qFormat/>
-    <w:pPr>
-      <w:spacing w:before="0" w:after="0" w:line="480" w:lineRule="exact"/>
-      <w:ind w:firstLine="720"/>
-    </w:pPr>
-  </w:style>
-  <w:style w:type="paragraph" w:styleId="FirstParagraph">
-    <w:name w:val="First Paragraph"/>
-    <w:basedOn w:val="BodyText"/>
-    <w:next w:val="BodyText"/>
-    <w:qFormat/>
-    <w:pPr>
-      <w:spacing w:before="0" w:after="0" w:line="480" w:lineRule="exact"/>
-      <w:ind w:firstLine="720"/>
-    </w:pPr>
-  </w:style>
-  <w:style w:type="paragraph" w:styleId="Compact">
-    <w:name w:val="Compact"/>
-    <w:basedOn w:val="BodyText"/>
-    <w:qFormat/>
-    <w:pPr>
-      <w:spacing w:before="0" w:after="0" w:line="480" w:lineRule="exact"/>
-      <w:ind w:firstLine="0"/>
-    </w:pPr>
-  </w:style>
-  <w:style w:type="paragraph" w:styleId="FootnoteText">
-    <w:name w:val="footnote text"/>
-    <w:basedOn w:val="Normal"/>
-    <w:pPr>
-      <w:spacing w:before="0" w:after="80" w:line="240" w:lineRule="auto"/>
-      <w:ind w:firstLine="0"/>
-    </w:pPr>
-    <w:rPr>
-      <w:sz w:val="24"/>
-      <w:szCs w:val="24"/>
     </w:rPr>
   </w:style>
   <w:style w:type="paragraph" w:customStyle="1" w:styleId="JPMLHeading2">

--- a/courts/national/judicial-panel-on-multidistrict-litigation/motion-brief/usage/OUTPUT-motion-brief.docx
+++ b/courts/national/judicial-panel-on-multidistrict-litigation/motion-brief/usage/OUTPUT-motion-brief.docx
@@ -562,7 +562,7 @@
       <w:pPr>
         <w:spacing w:before="0" w:after="0" w:line="20" w:lineRule="exact"/>
         <w:sectPr>
-          <w:footerReference w:type="default" r:id="rId100"/>
+          <w:footerReference w:type="default" r:id="rIdJpmlPage"/>
           <w:pgSz w:w="12240" w:h="15840"/>
           <w:pgMar w:top="1440" w:right="1440" w:bottom="1440" w:left="1440" w:header="720" w:footer="720" w:gutter="0"/>
           <w:pgNumType w:fmt="decimal" w:start="1"/>
@@ -994,7 +994,7 @@
       <w:pPr>
         <w:spacing w:before="0" w:after="0" w:line="20" w:lineRule="exact"/>
         <w:sectPr>
-          <w:footerReference w:type="default" r:id="rId101"/>
+          <w:footerReference w:type="default" r:id="rIdJpmlNone"/>
           <w:pgSz w:w="12240" w:h="15840"/>
           <w:pgMar w:top="1440" w:right="1440" w:bottom="1440" w:left="1440" w:header="720" w:footer="720" w:gutter="0"/>
           <w:pgNumType w:fmt="decimal" w:start="1"/>
@@ -1491,7 +1491,7 @@
       <w:pPr>
         <w:spacing w:before="0" w:after="0" w:line="20" w:lineRule="exact"/>
         <w:sectPr>
-          <w:footerReference w:type="default" r:id="rId100"/>
+          <w:footerReference w:type="default" r:id="rIdJpmlPage"/>
           <w:pgSz w:w="12240" w:h="15840"/>
           <w:pgMar w:top="1440" w:right="1440" w:bottom="1440" w:left="1440" w:header="720" w:footer="720" w:gutter="0"/>
           <w:pgNumType w:fmt="lowerRoman" w:start="1"/>
@@ -2103,7 +2103,7 @@
         <w:rPr>
           <w:rStyle w:val="FootnoteReference"/>
         </w:rPr>
-        <w:footnoteReference w:id="110"/>
+        <w:footnoteReference w:id="9"/>
       </w:r>
       <w:r>
         <w:t xml:space="preserve"> </w:t>
@@ -2115,7 +2115,7 @@
         <w:rPr>
           <w:rStyle w:val="FootnoteReference"/>
         </w:rPr>
-        <w:footnoteReference w:id="111"/>
+        <w:footnoteReference w:id="10"/>
       </w:r>
       <w:r>
         <w:t xml:space="preserve"> </w:t>
@@ -2127,7 +2127,7 @@
         <w:rPr>
           <w:rStyle w:val="FootnoteReference"/>
         </w:rPr>
-        <w:footnoteReference w:id="112"/>
+        <w:footnoteReference w:id="11"/>
       </w:r>
       <w:r>
         <w:t xml:space="preserve"> </w:t>
@@ -2681,7 +2681,7 @@
       </w:r>
     </w:p>
     <w:sectPr>
-      <w:footerReference w:type="default" r:id="rId100"/>
+      <w:footerReference w:type="default" r:id="rIdJpmlPage"/>
       <w:pgSz w:w="12240" w:h="15840"/>
       <w:pgMar w:top="1440" w:right="1440" w:bottom="1440" w:left="1440" w:header="720" w:footer="720" w:gutter="0"/>
       <w:pgNumType w:fmt="decimal" w:start="1"/>
@@ -2695,44 +2695,6 @@
 <w:comments xmlns:w="http://schemas.openxmlformats.org/wordprocessingml/2006/main" xmlns:m="http://schemas.openxmlformats.org/officeDocument/2006/math" xmlns:r="http://schemas.openxmlformats.org/officeDocument/2006/relationships" xmlns:o="urn:schemas-microsoft-com:office:office" xmlns:v="urn:schemas-microsoft-com:vml" xmlns:w10="urn:schemas-microsoft-com:office:word" xmlns:a="http://schemas.openxmlformats.org/drawingml/2006/main" xmlns:pic="http://schemas.openxmlformats.org/drawingml/2006/picture" xmlns:wp="http://schemas.openxmlformats.org/drawingml/2006/wordprocessingDrawing"/>
 </file>
 
-<file path=word/footer1.xml><?xml version="1.0" encoding="utf-8"?>
-<w:ftr xmlns:w="http://schemas.openxmlformats.org/wordprocessingml/2006/main" xmlns:r="http://schemas.openxmlformats.org/officeDocument/2006/relationships">
-  <w:p>
-    <w:pPr>
-      <w:spacing w:before="0" w:after="0" w:line="240" w:lineRule="auto"/>
-      <w:ind w:firstLine="0"/>
-      <w:jc w:val="center"/>
-    </w:pPr>
-    <w:r>
-      <w:fldChar w:fldCharType="begin"/>
-    </w:r>
-    <w:r>
-      <w:instrText xml:space="preserve"> PAGE </w:instrText>
-    </w:r>
-    <w:r>
-      <w:fldChar w:fldCharType="separate"/>
-    </w:r>
-    <w:r>
-      <w:t>1</w:t>
-    </w:r>
-    <w:r>
-      <w:fldChar w:fldCharType="end"/>
-    </w:r>
-  </w:p>
-</w:ftr>
-</file>
-
-<file path=word/footer2.xml><?xml version="1.0" encoding="utf-8"?>
-<w:ftr xmlns:w="http://schemas.openxmlformats.org/wordprocessingml/2006/main" xmlns:r="http://schemas.openxmlformats.org/officeDocument/2006/relationships">
-  <w:p>
-    <w:pPr>
-      <w:spacing w:before="0" w:after="0" w:line="240" w:lineRule="auto"/>
-      <w:ind w:firstLine="0"/>
-    </w:pPr>
-  </w:p>
-</w:ftr>
-</file>
-
 <file path=word/footnotes.xml><?xml version="1.0" encoding="utf-8"?>
 <w:footnotes xmlns:w="http://schemas.openxmlformats.org/wordprocessingml/2006/main" xmlns:m="http://schemas.openxmlformats.org/officeDocument/2006/math" xmlns:r="http://schemas.openxmlformats.org/officeDocument/2006/relationships" xmlns:o="urn:schemas-microsoft-com:office:office" xmlns:v="urn:schemas-microsoft-com:vml" xmlns:w10="urn:schemas-microsoft-com:office:word" xmlns:a="http://schemas.openxmlformats.org/drawingml/2006/main" xmlns:pic="http://schemas.openxmlformats.org/drawingml/2006/picture" xmlns:wp="http://schemas.openxmlformats.org/drawingml/2006/wordprocessingDrawing">
   <w:footnote w:type="continuationSeparator" w:id="0">
@@ -2749,7 +2711,7 @@
       </w:r>
     </w:p>
   </w:footnote>
-  <w:footnote w:id="110">
+  <w:footnote w:id="9">
     <w:p>
       <w:pPr>
         <w:pStyle w:val="FootnoteText"/>
@@ -2768,7 +2730,7 @@
       </w:r>
     </w:p>
   </w:footnote>
-  <w:footnote w:id="111">
+  <w:footnote w:id="10">
     <w:p>
       <w:pPr>
         <w:pStyle w:val="FootnoteText"/>
@@ -2787,7 +2749,7 @@
       </w:r>
     </w:p>
   </w:footnote>
-  <w:footnote w:id="112">
+  <w:footnote w:id="11">
     <w:p>
       <w:pPr>
         <w:pStyle w:val="FootnoteText"/>
@@ -2844,6 +2806,44 @@
     <w:pPr>
       <w:spacing w:before="0" w:after="0"/>
       <w:jc w:val="center"/>
+    </w:pPr>
+  </w:p>
+</w:ftr>
+</file>
+
+<file path=word/ftr-own1.xml><?xml version="1.0" encoding="utf-8"?>
+<w:ftr xmlns:w="http://schemas.openxmlformats.org/wordprocessingml/2006/main" xmlns:r="http://schemas.openxmlformats.org/officeDocument/2006/relationships">
+  <w:p>
+    <w:pPr>
+      <w:spacing w:before="0" w:after="0" w:line="240" w:lineRule="auto"/>
+      <w:ind w:firstLine="0"/>
+      <w:jc w:val="center"/>
+    </w:pPr>
+    <w:r>
+      <w:fldChar w:fldCharType="begin"/>
+    </w:r>
+    <w:r>
+      <w:instrText xml:space="preserve"> PAGE </w:instrText>
+    </w:r>
+    <w:r>
+      <w:fldChar w:fldCharType="separate"/>
+    </w:r>
+    <w:r>
+      <w:t>1</w:t>
+    </w:r>
+    <w:r>
+      <w:fldChar w:fldCharType="end"/>
+    </w:r>
+  </w:p>
+</w:ftr>
+</file>
+
+<file path=word/ftr-own2.xml><?xml version="1.0" encoding="utf-8"?>
+<w:ftr xmlns:w="http://schemas.openxmlformats.org/wordprocessingml/2006/main" xmlns:r="http://schemas.openxmlformats.org/officeDocument/2006/relationships">
+  <w:p>
+    <w:pPr>
+      <w:spacing w:before="0" w:after="0" w:line="240" w:lineRule="auto"/>
+      <w:ind w:firstLine="0"/>
     </w:pPr>
   </w:p>
 </w:ftr>
